--- a/09_MANUALES/ES/WORD/09_Manual_De_Usuario_Operario.docx
+++ b/09_MANUALES/ES/WORD/09_Manual_De_Usuario_Operario.docx
@@ -72,7 +72,7 @@
         <w:pStyle w:val="BodyText"/>
       </w:pPr>
       <w:r>
-        <w:t xml:space="preserve">Tipo de manual: Manual de usuario del rol Operario (aplicación web y aplicación móvil Android) · Versión 1.0</w:t>
+        <w:t xml:space="preserve">Tipo de manual: Manual de usuario del rol Operario (aplicación web y aplicación móvil Android) · Versión 1.1</w:t>
       </w:r>
     </w:p>
     <w:bookmarkStart w:id="9" w:name="control-de-versiones"/>
@@ -239,7 +239,69 @@
               <w:t xml:space="preserve"> </w:t>
             </w:r>
             <w:r>
-              <w:t xml:space="preserve">del operario, que existen en la web y no estaban documentados (10.7 y 10.8), y aplicación móvil en la versión 1.1.0 (10.9). Capturas nuevas del perfil y de la configuración del operario.</w:t>
+              <w:t xml:space="preserve">del operario, que existen en la web y no estaban documentados (10.7 y 10.8), y aplicación móvil (10.9). Capturas nuevas del perfil y de la configuración del operario.</w:t>
+            </w:r>
+          </w:p>
+        </w:tc>
+        <w:tc>
+          <w:tcPr/>
+          <w:p>
+            <w:pPr>
+              <w:pStyle w:val="Compact"/>
+            </w:pPr>
+            <w:r>
+              <w:t xml:space="preserve">Equipo de desarrollo</w:t>
+            </w:r>
+          </w:p>
+        </w:tc>
+      </w:tr>
+      <w:tr>
+        <w:tc>
+          <w:tcPr/>
+          <w:p>
+            <w:pPr>
+              <w:pStyle w:val="Compact"/>
+            </w:pPr>
+            <w:r>
+              <w:t xml:space="preserve">1.1</w:t>
+            </w:r>
+          </w:p>
+        </w:tc>
+        <w:tc>
+          <w:tcPr/>
+          <w:p>
+            <w:pPr>
+              <w:pStyle w:val="Compact"/>
+            </w:pPr>
+            <w:r>
+              <w:t xml:space="preserve">2026-10-26</w:t>
+            </w:r>
+          </w:p>
+        </w:tc>
+        <w:tc>
+          <w:tcPr/>
+          <w:p>
+            <w:pPr>
+              <w:pStyle w:val="Compact"/>
+            </w:pPr>
+            <w:r>
+              <w:t xml:space="preserve">Aplicación móvil 1.1.1 con el APK</w:t>
+            </w:r>
+            <w:r>
+              <w:t xml:space="preserve"> </w:t>
+            </w:r>
+            <w:r>
+              <w:rPr>
+                <w:i/>
+                <w:iCs/>
+              </w:rPr>
+              <w:t xml:space="preserve">versionCode</w:t>
+            </w:r>
+            <w:r>
+              <w:t xml:space="preserve"> </w:t>
+            </w:r>
+            <w:r>
+              <w:t xml:space="preserve">6 y la actualización por internet publicada (10.9).</w:t>
             </w:r>
           </w:p>
         </w:tc>
@@ -7684,7 +7746,23 @@
         <w:t xml:space="preserve"> </w:t>
       </w:r>
       <w:r>
-        <w:t xml:space="preserve">(versión 1.1.0, publicada el 26 de octubre de 2026) ofrece al operario las mismas funciones que la web, con las mismas reglas y los mismos datos: un servicio iniciado en la app aparece iniciado en la web y al revés. Es la forma más práctica de trabajar en la zona de lavado.</w:t>
+        <w:t xml:space="preserve">(versión 1.1.1, APK</w:t>
+      </w:r>
+      <w:r>
+        <w:t xml:space="preserve"> </w:t>
+      </w:r>
+      <w:r>
+        <w:rPr>
+          <w:i/>
+          <w:iCs/>
+        </w:rPr>
+        <w:t xml:space="preserve">versionCode</w:t>
+      </w:r>
+      <w:r>
+        <w:t xml:space="preserve"> </w:t>
+      </w:r>
+      <w:r>
+        <w:t xml:space="preserve">6, publicada el 26 de octubre de 2026) ofrece al operario las mismas funciones que la web, con las mismas reglas y los mismos datos: un servicio iniciado en la app aparece iniciado en la web y al revés. Es la forma más práctica de trabajar en la zona de lavado.</w:t>
       </w:r>
     </w:p>
     <w:p>

--- a/09_MANUALES/ES/WORD/09_Manual_De_Usuario_Operario.docx
+++ b/09_MANUALES/ES/WORD/09_Manual_De_Usuario_Operario.docx
@@ -2,7 +2,7 @@
 <file path=word/document.xml><?xml version="1.0" encoding="utf-8"?>
 <w:document xmlns:w="http://schemas.openxmlformats.org/wordprocessingml/2006/main" xmlns:m="http://schemas.openxmlformats.org/officeDocument/2006/math" xmlns:r="http://schemas.openxmlformats.org/officeDocument/2006/relationships" xmlns:o="urn:schemas-microsoft-com:office:office" xmlns:v="urn:schemas-microsoft-com:vml" xmlns:w10="urn:schemas-microsoft-com:office:word" xmlns:a="http://schemas.openxmlformats.org/drawingml/2006/main" xmlns:pic="http://schemas.openxmlformats.org/drawingml/2006/picture" xmlns:wp="http://schemas.openxmlformats.org/drawingml/2006/wordprocessingDrawing">
   <w:body>
-    <w:bookmarkStart w:id="104" w:name="manual-de-usuario-del-operario"/>
+    <w:bookmarkStart w:id="116" w:name="manual-de-usuario-del-operario"/>
     <w:p>
       <w:pPr>
         <w:pStyle w:val="Heading1"/>
@@ -72,7 +72,7 @@
         <w:pStyle w:val="BodyText"/>
       </w:pPr>
       <w:r>
-        <w:t xml:space="preserve">Tipo de manual: Manual de usuario del rol Operario (aplicación web y aplicación móvil Android) · Versión 1.1</w:t>
+        <w:t xml:space="preserve">Tipo de manual: Manual de usuario del rol Operario (aplicación web y aplicación móvil Android) · Versión 1.2</w:t>
       </w:r>
     </w:p>
     <w:bookmarkStart w:id="9" w:name="control-de-versiones"/>
@@ -317,6 +317,52 @@
           </w:p>
         </w:tc>
       </w:tr>
+      <w:tr>
+        <w:tc>
+          <w:tcPr/>
+          <w:p>
+            <w:pPr>
+              <w:pStyle w:val="Compact"/>
+            </w:pPr>
+            <w:r>
+              <w:t xml:space="preserve">1.2</w:t>
+            </w:r>
+          </w:p>
+        </w:tc>
+        <w:tc>
+          <w:tcPr/>
+          <w:p>
+            <w:pPr>
+              <w:pStyle w:val="Compact"/>
+            </w:pPr>
+            <w:r>
+              <w:t xml:space="preserve">2026-10-27</w:t>
+            </w:r>
+          </w:p>
+        </w:tc>
+        <w:tc>
+          <w:tcPr/>
+          <w:p>
+            <w:pPr>
+              <w:pStyle w:val="Compact"/>
+            </w:pPr>
+            <w:r>
+              <w:t xml:space="preserve">Capturas de la aplicación móvil (Figuras 15 a 18) en la sección 10.9; el cierre de sesión pasa a ser la Figura 19.</w:t>
+            </w:r>
+          </w:p>
+        </w:tc>
+        <w:tc>
+          <w:tcPr/>
+          <w:p>
+            <w:pPr>
+              <w:pStyle w:val="Compact"/>
+            </w:pPr>
+            <w:r>
+              <w:t xml:space="preserve">Equipo de desarrollo</w:t>
+            </w:r>
+          </w:p>
+        </w:tc>
+      </w:tr>
     </w:tbl>
     <w:p>
       <w:pPr>
@@ -1387,7 +1433,7 @@
         <w:pStyle w:val="FirstParagraph"/>
       </w:pPr>
       <w:r>
-        <w:t xml:space="preserve">Las figuras de este manual son capturas reales del sistema funcionando con cuentas y datos de prueba, ordenadas según el flujo de trabajo del operario. Las capturas del perfil y de la configuración del operario se tomaron el 26 de octubre de 2026; las demás son del 19 de octubre de 2026 y corresponden a pantallas que no cambiaron desde entonces. Su origen se explica en el Anexo A.</w:t>
+        <w:t xml:space="preserve">Las figuras de este manual son capturas reales del sistema funcionando con cuentas y datos de prueba, ordenadas según el flujo de trabajo del operario. Las capturas del perfil y de la configuración del operario se tomaron el 26 de octubre de 2026; las demás son del 19 de octubre de 2026 y corresponden a pantallas que no cambiaron desde entonces. Las Figuras 15 a 18 son de la aplicación móvil. Su origen se explica en el Anexo A.</w:t>
       </w:r>
     </w:p>
     <w:bookmarkEnd w:id="18"/>
@@ -3727,7 +3773,7 @@
       </w:r>
     </w:p>
     <w:bookmarkEnd w:id="42"/>
-    <w:bookmarkStart w:id="79" w:name="X7bfb664be97770bc22817b9b1b37a2083613bfc"/>
+    <w:bookmarkStart w:id="91" w:name="X7bfb664be97770bc22817b9b1b37a2083613bfc"/>
     <w:p>
       <w:pPr>
         <w:pStyle w:val="Heading2"/>
@@ -7716,7 +7762,7 @@
       </w:r>
     </w:p>
     <w:bookmarkEnd w:id="77"/>
-    <w:bookmarkStart w:id="78" w:name="X521361e12c069807663058fc959a6b64bd99244"/>
+    <w:bookmarkStart w:id="90" w:name="X521361e12c069807663058fc959a6b64bd99244"/>
     <w:p>
       <w:pPr>
         <w:pStyle w:val="Heading3"/>
@@ -8332,6 +8378,308 @@
           <w:b/>
           <w:bCs/>
         </w:rPr>
+        <w:t xml:space="preserve">Figura 15</w:t>
+      </w:r>
+    </w:p>
+    <w:p>
+      <w:pPr>
+        <w:pStyle w:val="BodyText"/>
+      </w:pPr>
+      <w:r>
+        <w:rPr>
+          <w:i/>
+          <w:iCs/>
+        </w:rPr>
+        <w:t xml:space="preserve">Inicio del Operario en la Aplicación Móvil</w:t>
+      </w:r>
+    </w:p>
+    <w:p>
+      <w:pPr>
+        <w:pStyle w:val="BodyText"/>
+      </w:pPr>
+      <w:r>
+        <w:drawing>
+          <wp:inline>
+            <wp:extent cx="5334000" cy="11557904"/>
+            <wp:effectExtent b="0" l="0" r="0" t="0"/>
+            <wp:docPr descr="Inicio del Operario en la Aplicación Móvil" title="" id="79" name="Picture"/>
+            <a:graphic>
+              <a:graphicData uri="http://schemas.openxmlformats.org/drawingml/2006/picture">
+                <pic:pic>
+                  <pic:nvPicPr>
+                    <pic:cNvPr descr="capturas/operario-16-app-movil-inicio.jpg" id="80" name="Picture"/>
+                    <pic:cNvPicPr>
+                      <a:picLocks noChangeArrowheads="1" noChangeAspect="1"/>
+                    </pic:cNvPicPr>
+                  </pic:nvPicPr>
+                  <pic:blipFill>
+                    <a:blip r:embed="rId78"/>
+                    <a:stretch>
+                      <a:fillRect/>
+                    </a:stretch>
+                  </pic:blipFill>
+                  <pic:spPr bwMode="auto">
+                    <a:xfrm>
+                      <a:off x="0" y="0"/>
+                      <a:ext cx="5334000" cy="11557904"/>
+                    </a:xfrm>
+                    <a:prstGeom prst="rect">
+                      <a:avLst/>
+                    </a:prstGeom>
+                    <a:noFill/>
+                    <a:ln w="9525">
+                      <a:noFill/>
+                      <a:headEnd/>
+                      <a:tailEnd/>
+                    </a:ln>
+                  </pic:spPr>
+                </pic:pic>
+              </a:graphicData>
+            </a:graphic>
+          </wp:inline>
+        </w:drawing>
+      </w:r>
+    </w:p>
+    <w:p>
+      <w:pPr>
+        <w:pStyle w:val="BodyText"/>
+      </w:pPr>
+      <w:r>
+        <w:rPr>
+          <w:b/>
+          <w:bCs/>
+        </w:rPr>
+        <w:t xml:space="preserve">Figura 16</w:t>
+      </w:r>
+    </w:p>
+    <w:p>
+      <w:pPr>
+        <w:pStyle w:val="BodyText"/>
+      </w:pPr>
+      <w:r>
+        <w:rPr>
+          <w:i/>
+          <w:iCs/>
+        </w:rPr>
+        <w:t xml:space="preserve">Agenda en la Aplicación Móvil (Vista Semana)</w:t>
+      </w:r>
+    </w:p>
+    <w:p>
+      <w:pPr>
+        <w:pStyle w:val="BodyText"/>
+      </w:pPr>
+      <w:r>
+        <w:drawing>
+          <wp:inline>
+            <wp:extent cx="5334000" cy="11557904"/>
+            <wp:effectExtent b="0" l="0" r="0" t="0"/>
+            <wp:docPr descr="Agenda en la Aplicación Móvil (Vista Semana)" title="" id="82" name="Picture"/>
+            <a:graphic>
+              <a:graphicData uri="http://schemas.openxmlformats.org/drawingml/2006/picture">
+                <pic:pic>
+                  <pic:nvPicPr>
+                    <pic:cNvPr descr="capturas/operario-17-app-movil-agenda.jpg" id="83" name="Picture"/>
+                    <pic:cNvPicPr>
+                      <a:picLocks noChangeArrowheads="1" noChangeAspect="1"/>
+                    </pic:cNvPicPr>
+                  </pic:nvPicPr>
+                  <pic:blipFill>
+                    <a:blip r:embed="rId81"/>
+                    <a:stretch>
+                      <a:fillRect/>
+                    </a:stretch>
+                  </pic:blipFill>
+                  <pic:spPr bwMode="auto">
+                    <a:xfrm>
+                      <a:off x="0" y="0"/>
+                      <a:ext cx="5334000" cy="11557904"/>
+                    </a:xfrm>
+                    <a:prstGeom prst="rect">
+                      <a:avLst/>
+                    </a:prstGeom>
+                    <a:noFill/>
+                    <a:ln w="9525">
+                      <a:noFill/>
+                      <a:headEnd/>
+                      <a:tailEnd/>
+                    </a:ln>
+                  </pic:spPr>
+                </pic:pic>
+              </a:graphicData>
+            </a:graphic>
+          </wp:inline>
+        </w:drawing>
+      </w:r>
+    </w:p>
+    <w:p>
+      <w:pPr>
+        <w:pStyle w:val="BodyText"/>
+      </w:pPr>
+      <w:r>
+        <w:rPr>
+          <w:b/>
+          <w:bCs/>
+        </w:rPr>
+        <w:t xml:space="preserve">Figura 17</w:t>
+      </w:r>
+    </w:p>
+    <w:p>
+      <w:pPr>
+        <w:pStyle w:val="BodyText"/>
+      </w:pPr>
+      <w:r>
+        <w:rPr>
+          <w:i/>
+          <w:iCs/>
+        </w:rPr>
+        <w:t xml:space="preserve">Servicios Asignados en la Aplicación Móvil</w:t>
+      </w:r>
+    </w:p>
+    <w:p>
+      <w:pPr>
+        <w:pStyle w:val="BodyText"/>
+      </w:pPr>
+      <w:r>
+        <w:drawing>
+          <wp:inline>
+            <wp:extent cx="5334000" cy="11557904"/>
+            <wp:effectExtent b="0" l="0" r="0" t="0"/>
+            <wp:docPr descr="Servicios Asignados en la Aplicación Móvil" title="" id="85" name="Picture"/>
+            <a:graphic>
+              <a:graphicData uri="http://schemas.openxmlformats.org/drawingml/2006/picture">
+                <pic:pic>
+                  <pic:nvPicPr>
+                    <pic:cNvPr descr="capturas/operario-18-app-movil-servicios-asignados.jpg" id="86" name="Picture"/>
+                    <pic:cNvPicPr>
+                      <a:picLocks noChangeArrowheads="1" noChangeAspect="1"/>
+                    </pic:cNvPicPr>
+                  </pic:nvPicPr>
+                  <pic:blipFill>
+                    <a:blip r:embed="rId84"/>
+                    <a:stretch>
+                      <a:fillRect/>
+                    </a:stretch>
+                  </pic:blipFill>
+                  <pic:spPr bwMode="auto">
+                    <a:xfrm>
+                      <a:off x="0" y="0"/>
+                      <a:ext cx="5334000" cy="11557904"/>
+                    </a:xfrm>
+                    <a:prstGeom prst="rect">
+                      <a:avLst/>
+                    </a:prstGeom>
+                    <a:noFill/>
+                    <a:ln w="9525">
+                      <a:noFill/>
+                      <a:headEnd/>
+                      <a:tailEnd/>
+                    </a:ln>
+                  </pic:spPr>
+                </pic:pic>
+              </a:graphicData>
+            </a:graphic>
+          </wp:inline>
+        </w:drawing>
+      </w:r>
+    </w:p>
+    <w:p>
+      <w:pPr>
+        <w:pStyle w:val="BodyText"/>
+      </w:pPr>
+      <w:r>
+        <w:rPr>
+          <w:i/>
+          <w:iCs/>
+        </w:rPr>
+        <w:t xml:space="preserve">Nota.</w:t>
+      </w:r>
+      <w:r>
+        <w:t xml:space="preserve"> </w:t>
+      </w:r>
+      <w:r>
+        <w:t xml:space="preserve">Al final de la lista aparece un servicio cuya hora de fin pasó hace más de 4 horas, con el aviso de que ya no se puede iniciar.</w:t>
+      </w:r>
+    </w:p>
+    <w:p>
+      <w:pPr>
+        <w:pStyle w:val="BodyText"/>
+      </w:pPr>
+      <w:r>
+        <w:rPr>
+          <w:b/>
+          <w:bCs/>
+        </w:rPr>
+        <w:t xml:space="preserve">Figura 18</w:t>
+      </w:r>
+    </w:p>
+    <w:p>
+      <w:pPr>
+        <w:pStyle w:val="BodyText"/>
+      </w:pPr>
+      <w:r>
+        <w:rPr>
+          <w:i/>
+          <w:iCs/>
+        </w:rPr>
+        <w:t xml:space="preserve">Menú Más del Operario en la Aplicación Móvil</w:t>
+      </w:r>
+    </w:p>
+    <w:p>
+      <w:pPr>
+        <w:pStyle w:val="BodyText"/>
+      </w:pPr>
+      <w:r>
+        <w:drawing>
+          <wp:inline>
+            <wp:extent cx="5334000" cy="11557904"/>
+            <wp:effectExtent b="0" l="0" r="0" t="0"/>
+            <wp:docPr descr="Menú Más del Operario en la Aplicación Móvil" title="" id="88" name="Picture"/>
+            <a:graphic>
+              <a:graphicData uri="http://schemas.openxmlformats.org/drawingml/2006/picture">
+                <pic:pic>
+                  <pic:nvPicPr>
+                    <pic:cNvPr descr="capturas/operario-19-app-movil-menu-mas.jpg" id="89" name="Picture"/>
+                    <pic:cNvPicPr>
+                      <a:picLocks noChangeArrowheads="1" noChangeAspect="1"/>
+                    </pic:cNvPicPr>
+                  </pic:nvPicPr>
+                  <pic:blipFill>
+                    <a:blip r:embed="rId87"/>
+                    <a:stretch>
+                      <a:fillRect/>
+                    </a:stretch>
+                  </pic:blipFill>
+                  <pic:spPr bwMode="auto">
+                    <a:xfrm>
+                      <a:off x="0" y="0"/>
+                      <a:ext cx="5334000" cy="11557904"/>
+                    </a:xfrm>
+                    <a:prstGeom prst="rect">
+                      <a:avLst/>
+                    </a:prstGeom>
+                    <a:noFill/>
+                    <a:ln w="9525">
+                      <a:noFill/>
+                      <a:headEnd/>
+                      <a:tailEnd/>
+                    </a:ln>
+                  </pic:spPr>
+                </pic:pic>
+              </a:graphicData>
+            </a:graphic>
+          </wp:inline>
+        </w:drawing>
+      </w:r>
+    </w:p>
+    <w:p>
+      <w:pPr>
+        <w:pStyle w:val="BodyText"/>
+      </w:pPr>
+      <w:r>
+        <w:rPr>
+          <w:b/>
+          <w:bCs/>
+        </w:rPr>
         <w:t xml:space="preserve">Notificaciones push.</w:t>
       </w:r>
       <w:r>
@@ -8401,9 +8749,9 @@
         <w:t xml:space="preserve">. En un teléfono compartido, el operario siempre debe cerrar su sesión al terminar la jornada.</w:t>
       </w:r>
     </w:p>
-    <w:bookmarkEnd w:id="78"/>
-    <w:bookmarkEnd w:id="79"/>
-    <w:bookmarkStart w:id="80" w:name="Xe02744609be255628192e15ab4fb07286997a0c"/>
+    <w:bookmarkEnd w:id="90"/>
+    <w:bookmarkEnd w:id="91"/>
+    <w:bookmarkStart w:id="92" w:name="Xe02744609be255628192e15ab4fb07286997a0c"/>
     <w:p>
       <w:pPr>
         <w:pStyle w:val="Heading2"/>
@@ -9123,8 +9471,8 @@
         <w:t xml:space="preserve">Textos tomados de los archivos de traducción al español de la aplicación web y de la aplicación móvil.</w:t>
       </w:r>
     </w:p>
-    <w:bookmarkEnd w:id="80"/>
-    <w:bookmarkStart w:id="84" w:name="X7de3eb91dddeced9dd413d9b1470af8e02485bb"/>
+    <w:bookmarkEnd w:id="92"/>
+    <w:bookmarkStart w:id="96" w:name="X7de3eb91dddeced9dd413d9b1470af8e02485bb"/>
     <w:p>
       <w:pPr>
         <w:pStyle w:val="Heading2"/>
@@ -9264,7 +9612,7 @@
           <w:b/>
           <w:bCs/>
         </w:rPr>
-        <w:t xml:space="preserve">Figura 15</w:t>
+        <w:t xml:space="preserve">Figura 19</w:t>
       </w:r>
     </w:p>
     <w:p>
@@ -9288,18 +9636,18 @@
           <wp:inline>
             <wp:extent cx="5334000" cy="3201961"/>
             <wp:effectExtent b="0" l="0" r="0" t="0"/>
-            <wp:docPr descr="Confirmación del Cierre de Sesión" title="" id="82" name="Picture"/>
+            <wp:docPr descr="Confirmación del Cierre de Sesión" title="" id="94" name="Picture"/>
             <a:graphic>
               <a:graphicData uri="http://schemas.openxmlformats.org/drawingml/2006/picture">
                 <pic:pic>
                   <pic:nvPicPr>
-                    <pic:cNvPr descr="capturas/operario-15-confirmacion-del-cierre-de-sesion.jpg" id="83" name="Picture"/>
+                    <pic:cNvPr descr="capturas/operario-15-confirmacion-del-cierre-de-sesion.jpg" id="95" name="Picture"/>
                     <pic:cNvPicPr>
                       <a:picLocks noChangeArrowheads="1" noChangeAspect="1"/>
                     </pic:cNvPicPr>
                   </pic:nvPicPr>
                   <pic:blipFill>
-                    <a:blip r:embed="rId81"/>
+                    <a:blip r:embed="rId93"/>
                     <a:stretch>
                       <a:fillRect/>
                     </a:stretch>
@@ -9326,8 +9674,8 @@
         </w:drawing>
       </w:r>
     </w:p>
-    <w:bookmarkEnd w:id="84"/>
-    <w:bookmarkStart w:id="95" w:name="Xf910ca678986d15045638a6d2c742a7d5deabf2"/>
+    <w:bookmarkEnd w:id="96"/>
+    <w:bookmarkStart w:id="107" w:name="Xf910ca678986d15045638a6d2c742a7d5deabf2"/>
     <w:p>
       <w:pPr>
         <w:pStyle w:val="Heading2"/>
@@ -9336,7 +9684,7 @@
         <w:t xml:space="preserve">13. Preguntas Frecuentes</w:t>
       </w:r>
     </w:p>
-    <w:bookmarkStart w:id="85" w:name="cómo-obtengo-mi-cuenta-de-operario"/>
+    <w:bookmarkStart w:id="97" w:name="cómo-obtengo-mi-cuenta-de-operario"/>
     <w:p>
       <w:pPr>
         <w:pStyle w:val="Heading5"/>
@@ -9353,8 +9701,8 @@
         <w:t xml:space="preserve">La crea el administrador del lavadero y le entrega el correo y una contraseña temporal. El formulario de registro de la página solo crea cuentas de cliente.</w:t>
       </w:r>
     </w:p>
-    <w:bookmarkEnd w:id="85"/>
-    <w:bookmarkStart w:id="86" w:name="qué-hago-si-olvidé-mi-contraseña"/>
+    <w:bookmarkEnd w:id="97"/>
+    <w:bookmarkStart w:id="98" w:name="qué-hago-si-olvidé-mi-contraseña"/>
     <w:p>
       <w:pPr>
         <w:pStyle w:val="Heading5"/>
@@ -9371,8 +9719,8 @@
         <w:t xml:space="preserve">En la pantalla de inicio de sesión, haga clic en "¿Olvidaste tu contraseña?" y siga los tres pasos de la sección 8.3. El código llega al correo de su cuenta.</w:t>
       </w:r>
     </w:p>
-    <w:bookmarkEnd w:id="86"/>
-    <w:bookmarkStart w:id="87" w:name="no-puedo-iniciar-un-servicio-por-qué"/>
+    <w:bookmarkEnd w:id="98"/>
+    <w:bookmarkStart w:id="99" w:name="no-puedo-iniciar-un-servicio-por-qué"/>
     <w:p>
       <w:pPr>
         <w:pStyle w:val="Heading5"/>
@@ -9389,8 +9737,8 @@
         <w:t xml:space="preserve">Un servicio se puede iniciar desde 15 minutos antes de la hora reservada (antes, el sistema indica desde qué hora) y hasta 4 horas después de su hora de fin (después responde que ya no se puede iniciar), solo si está asignado a usted y solo cuando no tiene otro servicio en curso. Si el servicio es suyo y el problema continúa, informe al administrador.</w:t>
       </w:r>
     </w:p>
-    <w:bookmarkEnd w:id="87"/>
-    <w:bookmarkStart w:id="88" w:name="Xb697bc15d0de4dfb802fe3a219c2c39a5a87b37"/>
+    <w:bookmarkEnd w:id="99"/>
+    <w:bookmarkStart w:id="100" w:name="Xb697bc15d0de4dfb802fe3a219c2c39a5a87b37"/>
     <w:p>
       <w:pPr>
         <w:pStyle w:val="Heading5"/>
@@ -9436,8 +9784,8 @@
         <w:t xml:space="preserve">; el sistema lo acepta aunque sea tarde. Si ya no puede hacerlo, informe al administrador que el vehículo sí se atendió, para que cierre la reserva como atendida y no como No asistió.</w:t>
       </w:r>
     </w:p>
-    <w:bookmarkEnd w:id="88"/>
-    <w:bookmarkStart w:id="89" w:name="Xd094bfee4962b9e7ee6310d4b205980c42075d0"/>
+    <w:bookmarkEnd w:id="100"/>
+    <w:bookmarkStart w:id="101" w:name="Xd094bfee4962b9e7ee6310d4b205980c42075d0"/>
     <w:p>
       <w:pPr>
         <w:pStyle w:val="Heading5"/>
@@ -9470,8 +9818,8 @@
         <w:t xml:space="preserve">del historial.</w:t>
       </w:r>
     </w:p>
-    <w:bookmarkEnd w:id="89"/>
-    <w:bookmarkStart w:id="90" w:name="X53551cbb1e80d3d667e7cb8687775299a38a9b2"/>
+    <w:bookmarkEnd w:id="101"/>
+    <w:bookmarkStart w:id="102" w:name="X53551cbb1e80d3d667e7cb8687775299a38a9b2"/>
     <w:p>
       <w:pPr>
         <w:pStyle w:val="Heading5"/>
@@ -9488,8 +9836,8 @@
         <w:t xml:space="preserve">No. Las reprogramaciones y reasignaciones las hace el administrador.</w:t>
       </w:r>
     </w:p>
-    <w:bookmarkEnd w:id="90"/>
-    <w:bookmarkStart w:id="91" w:name="Xff51b1ed90d8bb9dd47926245589013d41f948a"/>
+    <w:bookmarkEnd w:id="102"/>
+    <w:bookmarkStart w:id="103" w:name="Xff51b1ed90d8bb9dd47926245589013d41f948a"/>
     <w:p>
       <w:pPr>
         <w:pStyle w:val="Heading5"/>
@@ -9506,8 +9854,8 @@
         <w:t xml:space="preserve">No. El pago en efectivo lo registra el administrador. La información del servicio muestra la forma de pago que eligió el cliente al reservar.</w:t>
       </w:r>
     </w:p>
-    <w:bookmarkEnd w:id="91"/>
-    <w:bookmarkStart w:id="92" w:name="Xda4d6045424313872790971a718aa6a71706d0b"/>
+    <w:bookmarkEnd w:id="103"/>
+    <w:bookmarkStart w:id="104" w:name="Xda4d6045424313872790971a718aa6a71706d0b"/>
     <w:p>
       <w:pPr>
         <w:pStyle w:val="Heading5"/>
@@ -9524,8 +9872,8 @@
         <w:t xml:space="preserve">No. Cada operario ve y actualiza solo los servicios que tiene asignados.</w:t>
       </w:r>
     </w:p>
-    <w:bookmarkEnd w:id="92"/>
-    <w:bookmarkStart w:id="93" w:name="Xfd35c4bc24d81c79d69811178d126a6e9c2aeff"/>
+    <w:bookmarkEnd w:id="104"/>
+    <w:bookmarkStart w:id="105" w:name="Xfd35c4bc24d81c79d69811178d126a6e9c2aeff"/>
     <w:p>
       <w:pPr>
         <w:pStyle w:val="Heading5"/>
@@ -9558,8 +9906,8 @@
         <w:t xml:space="preserve">aparecen el promedio, el total y cada calificación con su comentario. Calificar es opcional para el cliente, así que no todos los servicios tienen calificación.</w:t>
       </w:r>
     </w:p>
-    <w:bookmarkEnd w:id="93"/>
-    <w:bookmarkStart w:id="94" w:name="puedo-cambiar-el-idioma-o-los-colores"/>
+    <w:bookmarkEnd w:id="105"/>
+    <w:bookmarkStart w:id="106" w:name="puedo-cambiar-el-idioma-o-los-colores"/>
     <w:p>
       <w:pPr>
         <w:pStyle w:val="Heading5"/>
@@ -9576,9 +9924,9 @@
         <w:t xml:space="preserve">Sí. En Configuración puede elegir español, inglés, francés o portugués y uno de cuatro temas de color; la elección se guarda en su cuenta.</w:t>
       </w:r>
     </w:p>
-    <w:bookmarkEnd w:id="94"/>
-    <w:bookmarkEnd w:id="95"/>
-    <w:bookmarkStart w:id="96" w:name="X0da19bed606ac5b85df44bb666d43cc5fe8dad2"/>
+    <w:bookmarkEnd w:id="106"/>
+    <w:bookmarkEnd w:id="107"/>
+    <w:bookmarkStart w:id="108" w:name="X0da19bed606ac5b85df44bb666d43cc5fe8dad2"/>
     <w:p>
       <w:pPr>
         <w:pStyle w:val="Heading2"/>
@@ -10027,8 +10375,8 @@
         <w:t xml:space="preserve">Basado en el glosario de la documentación del proyecto.</w:t>
       </w:r>
     </w:p>
-    <w:bookmarkEnd w:id="96"/>
-    <w:bookmarkStart w:id="100" w:name="referencias"/>
+    <w:bookmarkEnd w:id="108"/>
+    <w:bookmarkStart w:id="112" w:name="referencias"/>
     <w:p>
       <w:pPr>
         <w:pStyle w:val="Heading2"/>
@@ -10063,7 +10411,7 @@
       <w:r>
         <w:t xml:space="preserve"> </w:t>
       </w:r>
-      <w:hyperlink r:id="rId97">
+      <w:hyperlink r:id="rId109">
         <w:r>
           <w:rPr>
             <w:rStyle w:val="Hyperlink"/>
@@ -10098,7 +10446,7 @@
       <w:r>
         <w:t xml:space="preserve"> </w:t>
       </w:r>
-      <w:hyperlink r:id="rId98">
+      <w:hyperlink r:id="rId110">
         <w:r>
           <w:rPr>
             <w:rStyle w:val="Hyperlink"/>
@@ -10133,7 +10481,7 @@
       <w:r>
         <w:t xml:space="preserve"> </w:t>
       </w:r>
-      <w:hyperlink r:id="rId99">
+      <w:hyperlink r:id="rId111">
         <w:r>
           <w:rPr>
             <w:rStyle w:val="Hyperlink"/>
@@ -10166,8 +10514,8 @@
         <w:t xml:space="preserve">[Material de formación no publicado]. Programa Tecnólogo en Análisis y Desarrollo de Software.</w:t>
       </w:r>
     </w:p>
-    <w:bookmarkEnd w:id="100"/>
-    <w:bookmarkStart w:id="103" w:name="X255ced412c2df704acebb526f0726616a787b49"/>
+    <w:bookmarkEnd w:id="112"/>
+    <w:bookmarkStart w:id="115" w:name="X255ced412c2df704acebb526f0726616a787b49"/>
     <w:p>
       <w:pPr>
         <w:pStyle w:val="Heading2"/>
@@ -10176,7 +10524,7 @@
         <w:t xml:space="preserve">15. Anexos</w:t>
       </w:r>
     </w:p>
-    <w:bookmarkStart w:id="101" w:name="anexo-a-origen-de-las-capturas"/>
+    <w:bookmarkStart w:id="113" w:name="anexo-a-origen-de-las-capturas"/>
     <w:p>
       <w:pPr>
         <w:pStyle w:val="Heading3"/>
@@ -10216,24 +10564,34 @@
         <w:t xml:space="preserve">develop</w:t>
       </w:r>
       <w:r>
-        <w:t xml:space="preserve">. Las Figuras 13 y 14 se tomaron el 26 de octubre de 2026 con una cuenta de operario de prueba; las demás, el 19 de octubre de 2026, y corresponden a pantallas que no cambiaron desde entonces. Se usaron cuentas, vehículos y reservas de prueba creados solo para las capturas, por lo que no aparecen correos, documentos, teléfonos ni placas reales. Si una pantalla cambia en una versión futura, la captura correspondiente se debe tomar de nuevo con el mismo nombre de archivo de la carpeta</w:t>
-      </w:r>
-      <w:r>
-        <w:t xml:space="preserve"> </w:t>
+        <w:t xml:space="preserve">. Las Figuras 13 y 14 se tomaron el 26 de octubre de 2026 con una cuenta de operario de prueba; las demás, el 19 de octubre de 2026, y corresponden a pantallas que no cambiaron desde entonces. Se usaron cuentas, vehículos y reservas de prueba creados solo para las capturas, por lo que no aparecen correos, documentos, teléfonos ni placas reales. Las capturas de la aplicación móvil se tomaron el 27 de octubre de 2026 con el código de la app (</w:t>
       </w:r>
       <w:r>
         <w:rPr>
           <w:i/>
           <w:iCs/>
         </w:rPr>
+        <w:t xml:space="preserve">develop</w:t>
+      </w:r>
+      <w:r>
+        <w:t xml:space="preserve">, versión 1.1.1) ejecutado en el modo web de Expo, con el tamaño y la densidad de pantalla de un celular (393 × 852 puntos, densidad 2,5), contra el mismo sistema local y con las mismas cuentas de prueba. Las pantallas son las de la app; lo único que cambia frente al teléfono es que no aparecen la barra de estado ni los permisos del sistema operativo. Si una pantalla cambia en una versión futura, la captura correspondiente se debe tomar de nuevo con el mismo nombre de archivo de la carpeta</w:t>
+      </w:r>
+      <w:r>
+        <w:t xml:space="preserve"> </w:t>
+      </w:r>
+      <w:r>
+        <w:rPr>
+          <w:i/>
+          <w:iCs/>
+        </w:rPr>
         <w:t xml:space="preserve">capturas</w:t>
       </w:r>
       <w:r>
         <w:t xml:space="preserve">.</w:t>
       </w:r>
     </w:p>
-    <w:bookmarkEnd w:id="101"/>
-    <w:bookmarkStart w:id="102" w:name="X34afeeb88a72e7f3d88bff03b64d75d94b908ab"/>
+    <w:bookmarkEnd w:id="113"/>
+    <w:bookmarkStart w:id="114" w:name="X34afeeb88a72e7f3d88bff03b64d75d94b908ab"/>
     <w:p>
       <w:pPr>
         <w:pStyle w:val="Heading3"/>
@@ -10575,9 +10933,9 @@
         <w:t xml:space="preserve">Adaptado de la lista de verificación de la guía para elaborar manuales de software (SENA, 2026).</w:t>
       </w:r>
     </w:p>
-    <w:bookmarkEnd w:id="102"/>
-    <w:bookmarkEnd w:id="103"/>
-    <w:bookmarkEnd w:id="104"/>
+    <w:bookmarkEnd w:id="114"/>
+    <w:bookmarkEnd w:id="115"/>
+    <w:bookmarkEnd w:id="116"/>
     <w:sectPr>
       <w:footnotePr>
         <w:numRestart w:val="eachSect"/>

--- a/09_MANUALES/ES/WORD/09_Manual_De_Usuario_Operario.docx
+++ b/09_MANUALES/ES/WORD/09_Manual_De_Usuario_Operario.docx
@@ -64,15 +64,15 @@
         <w:pStyle w:val="BodyText"/>
       </w:pPr>
       <w:r>
-        <w:t xml:space="preserve">26 de octubre de 2026</w:t>
-      </w:r>
-    </w:p>
-    <w:p>
-      <w:pPr>
-        <w:pStyle w:val="BodyText"/>
-      </w:pPr>
-      <w:r>
-        <w:t xml:space="preserve">Tipo de manual: Manual de usuario del rol Operario (aplicación web y aplicación móvil Android) · Versión 1.2</w:t>
+        <w:t xml:space="preserve">27 de octubre de 2026</w:t>
+      </w:r>
+    </w:p>
+    <w:p>
+      <w:pPr>
+        <w:pStyle w:val="BodyText"/>
+      </w:pPr>
+      <w:r>
+        <w:t xml:space="preserve">Tipo de manual: Manual de usuario del rol Operario (aplicación web y aplicación móvil Android) · Versión 1.3</w:t>
       </w:r>
     </w:p>
     <w:bookmarkStart w:id="9" w:name="control-de-versiones"/>
@@ -348,6 +348,68 @@
             </w:pPr>
             <w:r>
               <w:t xml:space="preserve">Capturas de la aplicación móvil (Figuras 15 a 18) en la sección 10.9; el cierre de sesión pasa a ser la Figura 19.</w:t>
+            </w:r>
+          </w:p>
+        </w:tc>
+        <w:tc>
+          <w:tcPr/>
+          <w:p>
+            <w:pPr>
+              <w:pStyle w:val="Compact"/>
+            </w:pPr>
+            <w:r>
+              <w:t xml:space="preserve">Equipo de desarrollo</w:t>
+            </w:r>
+          </w:p>
+        </w:tc>
+      </w:tr>
+      <w:tr>
+        <w:tc>
+          <w:tcPr/>
+          <w:p>
+            <w:pPr>
+              <w:pStyle w:val="Compact"/>
+            </w:pPr>
+            <w:r>
+              <w:t xml:space="preserve">1.3</w:t>
+            </w:r>
+          </w:p>
+        </w:tc>
+        <w:tc>
+          <w:tcPr/>
+          <w:p>
+            <w:pPr>
+              <w:pStyle w:val="Compact"/>
+            </w:pPr>
+            <w:r>
+              <w:t xml:space="preserve">2026-10-27</w:t>
+            </w:r>
+          </w:p>
+        </w:tc>
+        <w:tc>
+          <w:tcPr/>
+          <w:p>
+            <w:pPr>
+              <w:pStyle w:val="Compact"/>
+            </w:pPr>
+            <w:r>
+              <w:t xml:space="preserve">Referencia de la aplicación móvil con la versión</w:t>
+            </w:r>
+            <w:r>
+              <w:t xml:space="preserve"> </w:t>
+            </w:r>
+            <w:r>
+              <w:rPr>
+                <w:i/>
+                <w:iCs/>
+              </w:rPr>
+              <w:t xml:space="preserve">v1.1.2</w:t>
+            </w:r>
+            <w:r>
+              <w:t xml:space="preserve"> </w:t>
+            </w:r>
+            <w:r>
+              <w:t xml:space="preserve">del repositorio, del 27 de octubre de 2026 (Referencias).</w:t>
             </w:r>
           </w:p>
         </w:tc>
@@ -10476,7 +10538,7 @@
         <w:t xml:space="preserve"> </w:t>
       </w:r>
       <w:r>
-        <w:t xml:space="preserve">(versión 1.1.0) [Software]. GitHub.</w:t>
+        <w:t xml:space="preserve">(versión 1.1.2) [Software]. GitHub.</w:t>
       </w:r>
       <w:r>
         <w:t xml:space="preserve"> </w:t>
